--- a/docs/Update1.docx
+++ b/docs/Update1.docx
@@ -397,6 +397,21 @@
             </a:graphic>
           </wp:inline>
         </w:drawing>
+      </w:r>
+    </w:p>
+    <w:p/>
+    <w:p>
+      <w:r>
+        <w:t>So far during this update I’ve made 2 Excell spreadsheets detailing a few tools and components my game will have</w:t>
+      </w:r>
+      <w:r>
+        <w:t>, inspired mainly from Vintage Story,</w:t>
+      </w:r>
+      <w:r>
+        <w:t xml:space="preserve"> and I also made a very basic blog website with just a link to this update page, but the update page wasn’t started yet. Progress as of 04/October. Next up I plan(ned) to finish my first update page (11/Oct)</w:t>
+      </w:r>
+      <w:r>
+        <w:t>, add either a page or 2 to my Excell file or 20 or so entries with items, and play some story-driven survival games to get inspired for the story of this game.</w:t>
       </w:r>
     </w:p>
     <w:sectPr>
